--- a/outcome/Materials and methods.docx
+++ b/outcome/Materials and methods.docx
@@ -176,7 +176,29 @@
           <w:szCs w:val="24"/>
           <w:lang w:val="en-US" w:eastAsia="zh-CN"/>
         </w:rPr>
-        <w:t>的患者（保守治疗组），进行了紧急手术</w:t>
+        <w:t>的患者（</w:t>
+      </w:r>
+      <w:r>
+        <w:rPr>
+          <w:rFonts w:hint="eastAsia"/>
+          <w:b w:val="0"/>
+          <w:bCs w:val="0"/>
+          <w:sz w:val="24"/>
+          <w:szCs w:val="24"/>
+          <w:lang w:val="en-US" w:eastAsia="zh-CN"/>
+        </w:rPr>
+        <w:t>手术</w:t>
+      </w:r>
+      <w:r>
+        <w:rPr>
+          <w:rFonts w:hint="default"/>
+          <w:b w:val="0"/>
+          <w:bCs w:val="0"/>
+          <w:sz w:val="24"/>
+          <w:szCs w:val="24"/>
+          <w:lang w:val="en-US" w:eastAsia="zh-CN"/>
+        </w:rPr>
+        <w:t>治疗组），进行了紧急手术</w:t>
       </w:r>
       <w:r>
         <w:rPr>
@@ -198,87 +220,109 @@
           <w:szCs w:val="24"/>
           <w:lang w:val="en-US" w:eastAsia="zh-CN"/>
         </w:rPr>
-        <w:t>通常进行剖腹手术，有时采取腹腔镜方法，这取决于肠道扩张程度、患者病史和个人手术经验。非手术治疗适用于不需要紧急手术的患者（手术治疗组）</w:t>
-      </w:r>
-      <w:r>
-        <w:rPr>
-          <w:rFonts w:hint="eastAsia"/>
-          <w:b w:val="0"/>
-          <w:bCs w:val="0"/>
-          <w:sz w:val="24"/>
-          <w:szCs w:val="24"/>
-          <w:lang w:val="en-US" w:eastAsia="zh-CN"/>
-        </w:rPr>
-        <w:t>，</w:t>
-      </w:r>
-      <w:r>
-        <w:rPr>
-          <w:rFonts w:hint="default"/>
-          <w:b w:val="0"/>
-          <w:bCs w:val="0"/>
-          <w:sz w:val="24"/>
-          <w:szCs w:val="24"/>
-          <w:lang w:val="en-US" w:eastAsia="zh-CN"/>
-        </w:rPr>
-        <w:t>通过鼻胃管</w:t>
-      </w:r>
-      <w:r>
-        <w:rPr>
-          <w:rFonts w:hint="eastAsia"/>
-          <w:b w:val="0"/>
-          <w:bCs w:val="0"/>
-          <w:sz w:val="24"/>
-          <w:szCs w:val="24"/>
-          <w:lang w:val="en-US" w:eastAsia="zh-CN"/>
-        </w:rPr>
-        <w:t>或鼻肠管</w:t>
-      </w:r>
-      <w:r>
-        <w:rPr>
-          <w:rFonts w:hint="default"/>
-          <w:b w:val="0"/>
-          <w:bCs w:val="0"/>
-          <w:sz w:val="24"/>
-          <w:szCs w:val="24"/>
-          <w:lang w:val="en-US" w:eastAsia="zh-CN"/>
-        </w:rPr>
-        <w:t>进行胃</w:t>
-      </w:r>
-      <w:r>
-        <w:rPr>
-          <w:rFonts w:hint="eastAsia"/>
-          <w:b w:val="0"/>
-          <w:bCs w:val="0"/>
-          <w:sz w:val="24"/>
-          <w:szCs w:val="24"/>
-          <w:lang w:val="en-US" w:eastAsia="zh-CN"/>
-        </w:rPr>
-        <w:t>肠</w:t>
-      </w:r>
-      <w:r>
-        <w:rPr>
-          <w:rFonts w:hint="default"/>
-          <w:b w:val="0"/>
-          <w:bCs w:val="0"/>
-          <w:sz w:val="24"/>
-          <w:szCs w:val="24"/>
-          <w:lang w:val="en-US" w:eastAsia="zh-CN"/>
-        </w:rPr>
-        <w:t>减压</w:t>
-      </w:r>
-      <w:r>
-        <w:rPr>
-          <w:rFonts w:hint="eastAsia"/>
-          <w:b w:val="0"/>
-          <w:bCs w:val="0"/>
-          <w:sz w:val="24"/>
-          <w:szCs w:val="24"/>
-          <w:lang w:val="en-US" w:eastAsia="zh-CN"/>
-        </w:rPr>
-        <w:t>，生长抑素或类似物抑制消化液分泌、减轻肠壁水肿，保守治疗时间1~27天不等。</w:t>
+        <w:t>通常进行剖腹手术，有时采取腹腔镜方法，这取决于肠道扩张程度、患者病史和个人手术经验。非手术治疗适用于不需要紧急手术的患者（</w:t>
+      </w:r>
+      <w:r>
+        <w:rPr>
+          <w:rFonts w:hint="eastAsia"/>
+          <w:b w:val="0"/>
+          <w:bCs w:val="0"/>
+          <w:sz w:val="24"/>
+          <w:szCs w:val="24"/>
+          <w:lang w:val="en-US" w:eastAsia="zh-CN"/>
+        </w:rPr>
+        <w:t>保守</w:t>
       </w:r>
       <w:bookmarkStart w:id="0" w:name="_GoBack"/>
       <w:bookmarkEnd w:id="0"/>
+      <w:r>
+        <w:rPr>
+          <w:rFonts w:hint="default"/>
+          <w:b w:val="0"/>
+          <w:bCs w:val="0"/>
+          <w:sz w:val="24"/>
+          <w:szCs w:val="24"/>
+          <w:lang w:val="en-US" w:eastAsia="zh-CN"/>
+        </w:rPr>
+        <w:t>治疗组）</w:t>
+      </w:r>
+      <w:r>
+        <w:rPr>
+          <w:rFonts w:hint="eastAsia"/>
+          <w:b w:val="0"/>
+          <w:bCs w:val="0"/>
+          <w:sz w:val="24"/>
+          <w:szCs w:val="24"/>
+          <w:lang w:val="en-US" w:eastAsia="zh-CN"/>
+        </w:rPr>
+        <w:t>，</w:t>
+      </w:r>
+      <w:r>
+        <w:rPr>
+          <w:rFonts w:hint="default"/>
+          <w:b w:val="0"/>
+          <w:bCs w:val="0"/>
+          <w:sz w:val="24"/>
+          <w:szCs w:val="24"/>
+          <w:lang w:val="en-US" w:eastAsia="zh-CN"/>
+        </w:rPr>
+        <w:t>通过鼻胃管</w:t>
+      </w:r>
+      <w:r>
+        <w:rPr>
+          <w:rFonts w:hint="eastAsia"/>
+          <w:b w:val="0"/>
+          <w:bCs w:val="0"/>
+          <w:sz w:val="24"/>
+          <w:szCs w:val="24"/>
+          <w:lang w:val="en-US" w:eastAsia="zh-CN"/>
+        </w:rPr>
+        <w:t>或鼻肠管</w:t>
+      </w:r>
+      <w:r>
+        <w:rPr>
+          <w:rFonts w:hint="default"/>
+          <w:b w:val="0"/>
+          <w:bCs w:val="0"/>
+          <w:sz w:val="24"/>
+          <w:szCs w:val="24"/>
+          <w:lang w:val="en-US" w:eastAsia="zh-CN"/>
+        </w:rPr>
+        <w:t>进行胃</w:t>
+      </w:r>
+      <w:r>
+        <w:rPr>
+          <w:rFonts w:hint="eastAsia"/>
+          <w:b w:val="0"/>
+          <w:bCs w:val="0"/>
+          <w:sz w:val="24"/>
+          <w:szCs w:val="24"/>
+          <w:lang w:val="en-US" w:eastAsia="zh-CN"/>
+        </w:rPr>
+        <w:t>肠</w:t>
+      </w:r>
+      <w:r>
+        <w:rPr>
+          <w:rFonts w:hint="default"/>
+          <w:b w:val="0"/>
+          <w:bCs w:val="0"/>
+          <w:sz w:val="24"/>
+          <w:szCs w:val="24"/>
+          <w:lang w:val="en-US" w:eastAsia="zh-CN"/>
+        </w:rPr>
+        <w:t>减压</w:t>
+      </w:r>
+      <w:r>
+        <w:rPr>
+          <w:rFonts w:hint="eastAsia"/>
+          <w:b w:val="0"/>
+          <w:bCs w:val="0"/>
+          <w:sz w:val="24"/>
+          <w:szCs w:val="24"/>
+          <w:lang w:val="en-US" w:eastAsia="zh-CN"/>
+        </w:rPr>
+        <w:t>，生长抑素或类似物抑制消化液分泌、减轻肠壁水肿，保守治疗时间1~27天不等。</w:t>
+      </w:r>
     </w:p>
     <w:p>
       <w:pPr>

--- a/outcome/Materials and methods.docx
+++ b/outcome/Materials and methods.docx
@@ -77,164 +77,175 @@
           <w:szCs w:val="24"/>
           <w:lang w:val="en-US" w:eastAsia="zh-CN"/>
         </w:rPr>
-        <w:t>研究人群：我们回顾了分析2020年12月~2023年10月，因急性小肠梗阻入住我院的606例患者，排除标准：1.临床资料不全在外院进行CT增强扫描2.癌性肠梗阻3.保守治疗期间死亡，475例纳入研究。</w:t>
-      </w:r>
-      <w:r>
-        <w:rPr>
-          <w:rFonts w:hint="default"/>
-          <w:b w:val="0"/>
-          <w:bCs w:val="0"/>
-          <w:sz w:val="24"/>
-          <w:szCs w:val="24"/>
-          <w:lang w:val="en-US" w:eastAsia="zh-CN"/>
-        </w:rPr>
-        <w:t>对于</w:t>
-      </w:r>
-      <w:r>
-        <w:rPr>
-          <w:rFonts w:hint="eastAsia"/>
-          <w:b w:val="0"/>
-          <w:bCs w:val="0"/>
-          <w:sz w:val="24"/>
-          <w:szCs w:val="24"/>
-          <w:lang w:val="en-US" w:eastAsia="zh-CN"/>
-        </w:rPr>
-        <w:t>有</w:t>
-      </w:r>
-      <w:r>
-        <w:rPr>
-          <w:rFonts w:hint="default"/>
-          <w:b w:val="0"/>
-          <w:bCs w:val="0"/>
-          <w:sz w:val="24"/>
-          <w:szCs w:val="24"/>
-          <w:lang w:val="en-US" w:eastAsia="zh-CN"/>
-        </w:rPr>
-        <w:t>腹膜炎</w:t>
-      </w:r>
-      <w:r>
-        <w:rPr>
-          <w:rFonts w:hint="eastAsia"/>
-          <w:b w:val="0"/>
-          <w:bCs w:val="0"/>
-          <w:sz w:val="24"/>
-          <w:szCs w:val="24"/>
-          <w:lang w:val="en-US" w:eastAsia="zh-CN"/>
-        </w:rPr>
-        <w:t>体征</w:t>
-      </w:r>
-      <w:r>
-        <w:rPr>
-          <w:rFonts w:hint="default"/>
-          <w:b w:val="0"/>
-          <w:bCs w:val="0"/>
-          <w:sz w:val="24"/>
-          <w:szCs w:val="24"/>
-          <w:lang w:val="en-US" w:eastAsia="zh-CN"/>
-        </w:rPr>
-        <w:t>、血流动力学不稳定、尽管胃部减压仍出现严重急性腹痛或CT扫描显示</w:t>
-      </w:r>
-      <w:r>
-        <w:rPr>
-          <w:rFonts w:hint="eastAsia"/>
-          <w:b w:val="0"/>
-          <w:bCs w:val="0"/>
-          <w:sz w:val="24"/>
-          <w:szCs w:val="24"/>
-          <w:lang w:val="en-US" w:eastAsia="zh-CN"/>
-        </w:rPr>
-        <w:t>有</w:t>
-      </w:r>
-      <w:r>
-        <w:rPr>
-          <w:rFonts w:hint="default"/>
-          <w:b w:val="0"/>
-          <w:bCs w:val="0"/>
-          <w:sz w:val="24"/>
-          <w:szCs w:val="24"/>
-          <w:lang w:val="en-US" w:eastAsia="zh-CN"/>
-        </w:rPr>
-        <w:t>小肠缺血</w:t>
-      </w:r>
-      <w:r>
-        <w:rPr>
-          <w:rFonts w:hint="eastAsia"/>
-          <w:b w:val="0"/>
-          <w:bCs w:val="0"/>
-          <w:sz w:val="24"/>
-          <w:szCs w:val="24"/>
-          <w:lang w:val="en-US" w:eastAsia="zh-CN"/>
-        </w:rPr>
-        <w:t>、闭襻性肠梗阻征象、腹水等表现</w:t>
-      </w:r>
-      <w:r>
-        <w:rPr>
-          <w:rFonts w:hint="default"/>
-          <w:b w:val="0"/>
-          <w:bCs w:val="0"/>
-          <w:sz w:val="24"/>
-          <w:szCs w:val="24"/>
-          <w:lang w:val="en-US" w:eastAsia="zh-CN"/>
-        </w:rPr>
-        <w:t>的患者（</w:t>
-      </w:r>
-      <w:r>
-        <w:rPr>
-          <w:rFonts w:hint="eastAsia"/>
-          <w:b w:val="0"/>
-          <w:bCs w:val="0"/>
-          <w:sz w:val="24"/>
-          <w:szCs w:val="24"/>
-          <w:lang w:val="en-US" w:eastAsia="zh-CN"/>
-        </w:rPr>
-        <w:t>手术</w:t>
-      </w:r>
-      <w:r>
-        <w:rPr>
-          <w:rFonts w:hint="default"/>
-          <w:b w:val="0"/>
-          <w:bCs w:val="0"/>
-          <w:sz w:val="24"/>
-          <w:szCs w:val="24"/>
-          <w:lang w:val="en-US" w:eastAsia="zh-CN"/>
-        </w:rPr>
-        <w:t>治疗组），进行了紧急手术</w:t>
-      </w:r>
-      <w:r>
-        <w:rPr>
-          <w:rFonts w:hint="eastAsia"/>
-          <w:b w:val="0"/>
-          <w:bCs w:val="0"/>
-          <w:sz w:val="24"/>
-          <w:szCs w:val="24"/>
-          <w:lang w:val="en-US" w:eastAsia="zh-CN"/>
-        </w:rPr>
-        <w:t>，</w:t>
-      </w:r>
-      <w:r>
-        <w:rPr>
-          <w:rFonts w:hint="default"/>
-          <w:b w:val="0"/>
-          <w:bCs w:val="0"/>
-          <w:sz w:val="24"/>
-          <w:szCs w:val="24"/>
-          <w:lang w:val="en-US" w:eastAsia="zh-CN"/>
-        </w:rPr>
-        <w:t>通常进行剖腹手术，有时采取腹腔镜方法，这取决于肠道扩张程度、患者病史和个人手术经验。非手术治疗适用于不需要紧急手术的患者（</w:t>
-      </w:r>
-      <w:r>
-        <w:rPr>
-          <w:rFonts w:hint="eastAsia"/>
-          <w:b w:val="0"/>
-          <w:bCs w:val="0"/>
-          <w:sz w:val="24"/>
-          <w:szCs w:val="24"/>
-          <w:lang w:val="en-US" w:eastAsia="zh-CN"/>
-        </w:rPr>
-        <w:t>保守</w:t>
+        <w:t>研究人群：我们回顾了分析2020年12月~2023年10月，因急性小肠梗阻入住我院的606例患者，排除标准：1.临床资料不全在外院进行CT增强扫描2.癌性肠梗阻3.保守治疗期间死亡，397</w:t>
       </w:r>
       <w:bookmarkStart w:id="0" w:name="_GoBack"/>
       <w:bookmarkEnd w:id="0"/>
+      <w:r>
+        <w:rPr>
+          <w:rFonts w:hint="eastAsia"/>
+          <w:b w:val="0"/>
+          <w:bCs w:val="0"/>
+          <w:sz w:val="24"/>
+          <w:szCs w:val="24"/>
+          <w:lang w:val="en-US" w:eastAsia="zh-CN"/>
+        </w:rPr>
+        <w:t>例纳入研究。</w:t>
+      </w:r>
+      <w:r>
+        <w:rPr>
+          <w:rFonts w:hint="default"/>
+          <w:b w:val="0"/>
+          <w:bCs w:val="0"/>
+          <w:sz w:val="24"/>
+          <w:szCs w:val="24"/>
+          <w:lang w:val="en-US" w:eastAsia="zh-CN"/>
+        </w:rPr>
+        <w:t>对于</w:t>
+      </w:r>
+      <w:r>
+        <w:rPr>
+          <w:rFonts w:hint="eastAsia"/>
+          <w:b w:val="0"/>
+          <w:bCs w:val="0"/>
+          <w:sz w:val="24"/>
+          <w:szCs w:val="24"/>
+          <w:lang w:val="en-US" w:eastAsia="zh-CN"/>
+        </w:rPr>
+        <w:t>有</w:t>
+      </w:r>
+      <w:r>
+        <w:rPr>
+          <w:rFonts w:hint="default"/>
+          <w:b w:val="0"/>
+          <w:bCs w:val="0"/>
+          <w:sz w:val="24"/>
+          <w:szCs w:val="24"/>
+          <w:lang w:val="en-US" w:eastAsia="zh-CN"/>
+        </w:rPr>
+        <w:t>腹膜炎</w:t>
+      </w:r>
+      <w:r>
+        <w:rPr>
+          <w:rFonts w:hint="eastAsia"/>
+          <w:b w:val="0"/>
+          <w:bCs w:val="0"/>
+          <w:sz w:val="24"/>
+          <w:szCs w:val="24"/>
+          <w:lang w:val="en-US" w:eastAsia="zh-CN"/>
+        </w:rPr>
+        <w:t>体征</w:t>
+      </w:r>
+      <w:r>
+        <w:rPr>
+          <w:rFonts w:hint="default"/>
+          <w:b w:val="0"/>
+          <w:bCs w:val="0"/>
+          <w:sz w:val="24"/>
+          <w:szCs w:val="24"/>
+          <w:lang w:val="en-US" w:eastAsia="zh-CN"/>
+        </w:rPr>
+        <w:t>、血流动力学不稳定、尽管胃部减压仍出现严重急性腹痛或CT扫描显示</w:t>
+      </w:r>
+      <w:r>
+        <w:rPr>
+          <w:rFonts w:hint="eastAsia"/>
+          <w:b w:val="0"/>
+          <w:bCs w:val="0"/>
+          <w:sz w:val="24"/>
+          <w:szCs w:val="24"/>
+          <w:lang w:val="en-US" w:eastAsia="zh-CN"/>
+        </w:rPr>
+        <w:t>有</w:t>
+      </w:r>
+      <w:r>
+        <w:rPr>
+          <w:rFonts w:hint="default"/>
+          <w:b w:val="0"/>
+          <w:bCs w:val="0"/>
+          <w:sz w:val="24"/>
+          <w:szCs w:val="24"/>
+          <w:lang w:val="en-US" w:eastAsia="zh-CN"/>
+        </w:rPr>
+        <w:t>小肠缺血</w:t>
+      </w:r>
+      <w:r>
+        <w:rPr>
+          <w:rFonts w:hint="eastAsia"/>
+          <w:b w:val="0"/>
+          <w:bCs w:val="0"/>
+          <w:sz w:val="24"/>
+          <w:szCs w:val="24"/>
+          <w:lang w:val="en-US" w:eastAsia="zh-CN"/>
+        </w:rPr>
+        <w:t>、闭襻性肠梗阻征象、腹水等表现</w:t>
+      </w:r>
+      <w:r>
+        <w:rPr>
+          <w:rFonts w:hint="default"/>
+          <w:b w:val="0"/>
+          <w:bCs w:val="0"/>
+          <w:sz w:val="24"/>
+          <w:szCs w:val="24"/>
+          <w:lang w:val="en-US" w:eastAsia="zh-CN"/>
+        </w:rPr>
+        <w:t>的患者（</w:t>
+      </w:r>
+      <w:r>
+        <w:rPr>
+          <w:rFonts w:hint="eastAsia"/>
+          <w:b w:val="0"/>
+          <w:bCs w:val="0"/>
+          <w:sz w:val="24"/>
+          <w:szCs w:val="24"/>
+          <w:lang w:val="en-US" w:eastAsia="zh-CN"/>
+        </w:rPr>
+        <w:t>手术</w:t>
+      </w:r>
+      <w:r>
+        <w:rPr>
+          <w:rFonts w:hint="default"/>
+          <w:b w:val="0"/>
+          <w:bCs w:val="0"/>
+          <w:sz w:val="24"/>
+          <w:szCs w:val="24"/>
+          <w:lang w:val="en-US" w:eastAsia="zh-CN"/>
+        </w:rPr>
+        <w:t>治疗组），进行了紧急手术</w:t>
+      </w:r>
+      <w:r>
+        <w:rPr>
+          <w:rFonts w:hint="eastAsia"/>
+          <w:b w:val="0"/>
+          <w:bCs w:val="0"/>
+          <w:sz w:val="24"/>
+          <w:szCs w:val="24"/>
+          <w:lang w:val="en-US" w:eastAsia="zh-CN"/>
+        </w:rPr>
+        <w:t>，</w:t>
+      </w:r>
+      <w:r>
+        <w:rPr>
+          <w:rFonts w:hint="default"/>
+          <w:b w:val="0"/>
+          <w:bCs w:val="0"/>
+          <w:sz w:val="24"/>
+          <w:szCs w:val="24"/>
+          <w:lang w:val="en-US" w:eastAsia="zh-CN"/>
+        </w:rPr>
+        <w:t>通常进行剖腹手术，有时采取腹腔镜方法，这取决于肠道扩张程度、患者病史和个人手术经验。非手术治疗适用于不需要紧急手术的患者（</w:t>
+      </w:r>
+      <w:r>
+        <w:rPr>
+          <w:rFonts w:hint="eastAsia"/>
+          <w:b w:val="0"/>
+          <w:bCs w:val="0"/>
+          <w:sz w:val="24"/>
+          <w:szCs w:val="24"/>
+          <w:lang w:val="en-US" w:eastAsia="zh-CN"/>
+        </w:rPr>
+        <w:t>保守</w:t>
+      </w:r>
       <w:r>
         <w:rPr>
           <w:rFonts w:hint="default"/>
